--- a/TS-Padam/TS-6.2/TS 6.2 Tamil Pada Paatam Corrections.docx
+++ b/TS-Padam/TS-6.2/TS 6.2 Tamil Pada Paatam Corrections.docx
@@ -1,6 +1,6 @@
 
 <file path=word/document.xml><?xml version="1.0" encoding="utf-8"?>
-<w:document xmlns:wpc="http://schemas.microsoft.com/office/word/2010/wordprocessingCanvas" xmlns:cx="http://schemas.microsoft.com/office/drawing/2014/chartex" xmlns:cx1="http://schemas.microsoft.com/office/drawing/2015/9/8/chartex" xmlns:cx2="http://schemas.microsoft.com/office/drawing/2015/10/21/chartex" xmlns:cx3="http://schemas.microsoft.com/office/drawing/2016/5/9/chartex" xmlns:cx4="http://schemas.microsoft.com/office/drawing/2016/5/10/chartex" xmlns:cx5="http://schemas.microsoft.com/office/drawing/2016/5/11/chartex" xmlns:cx6="http://schemas.microsoft.com/office/drawing/2016/5/12/chartex" xmlns:cx7="http://schemas.microsoft.com/office/drawing/2016/5/13/chartex" xmlns:cx8="http://schemas.microsoft.com/office/drawing/2016/5/14/chartex" xmlns:mc="http://schemas.openxmlformats.org/markup-compatibility/2006" xmlns:aink="http://schemas.microsoft.com/office/drawing/2016/ink" xmlns:am3d="http://schemas.microsoft.com/office/drawing/2017/model3d" xmlns:o="urn:schemas-microsoft-com:office:office" xmlns:oel="http://schemas.microsoft.com/office/2019/extlst" xmlns:r="http://schemas.openxmlformats.org/officeDocument/2006/relationships" xmlns:m="http://schemas.openxmlformats.org/officeDocument/2006/math" xmlns:v="urn:schemas-microsoft-com:vml" xmlns:wp14="http://schemas.microsoft.com/office/word/2010/wordprocessingDrawing" xmlns:wp="http://schemas.openxmlformats.org/drawingml/2006/wordprocessingDrawing" xmlns:w10="urn:schemas-microsoft-com:office:word" xmlns:w="http://schemas.openxmlformats.org/wordprocessingml/2006/main" xmlns:w14="http://schemas.microsoft.com/office/word/2010/wordml" xmlns:w15="http://schemas.microsoft.com/office/word/2012/wordml" xmlns:w16cex="http://schemas.microsoft.com/office/word/2018/wordml/cex" xmlns:w16cid="http://schemas.microsoft.com/office/word/2016/wordml/cid" xmlns:w16="http://schemas.microsoft.com/office/word/2018/wordml" xmlns:w16sdtdh="http://schemas.microsoft.com/office/word/2020/wordml/sdtdatahash" xmlns:w16se="http://schemas.microsoft.com/office/word/2015/wordml/symex" xmlns:wpg="http://schemas.microsoft.com/office/word/2010/wordprocessingGroup" xmlns:wpi="http://schemas.microsoft.com/office/word/2010/wordprocessingInk" xmlns:wne="http://schemas.microsoft.com/office/word/2006/wordml" xmlns:wps="http://schemas.microsoft.com/office/word/2010/wordprocessingShape" mc:Ignorable="w14 w15 w16se w16cid w16 w16cex w16sdtdh wp14">
+<w:document xmlns:wpc="http://schemas.microsoft.com/office/word/2010/wordprocessingCanvas" xmlns:cx="http://schemas.microsoft.com/office/drawing/2014/chartex" xmlns:cx1="http://schemas.microsoft.com/office/drawing/2015/9/8/chartex" xmlns:cx2="http://schemas.microsoft.com/office/drawing/2015/10/21/chartex" xmlns:cx3="http://schemas.microsoft.com/office/drawing/2016/5/9/chartex" xmlns:cx4="http://schemas.microsoft.com/office/drawing/2016/5/10/chartex" xmlns:cx5="http://schemas.microsoft.com/office/drawing/2016/5/11/chartex" xmlns:cx6="http://schemas.microsoft.com/office/drawing/2016/5/12/chartex" xmlns:cx7="http://schemas.microsoft.com/office/drawing/2016/5/13/chartex" xmlns:cx8="http://schemas.microsoft.com/office/drawing/2016/5/14/chartex" xmlns:mc="http://schemas.openxmlformats.org/markup-compatibility/2006" xmlns:aink="http://schemas.microsoft.com/office/drawing/2016/ink" xmlns:am3d="http://schemas.microsoft.com/office/drawing/2017/model3d" xmlns:o="urn:schemas-microsoft-com:office:office" xmlns:oel="http://schemas.microsoft.com/office/2019/extlst" xmlns:r="http://schemas.openxmlformats.org/officeDocument/2006/relationships" xmlns:m="http://schemas.openxmlformats.org/officeDocument/2006/math" xmlns:v="urn:schemas-microsoft-com:vml" xmlns:wp14="http://schemas.microsoft.com/office/word/2010/wordprocessingDrawing" xmlns:wp="http://schemas.openxmlformats.org/drawingml/2006/wordprocessingDrawing" xmlns:w10="urn:schemas-microsoft-com:office:word" xmlns:w="http://schemas.openxmlformats.org/wordprocessingml/2006/main" xmlns:w14="http://schemas.microsoft.com/office/word/2010/wordml" xmlns:w15="http://schemas.microsoft.com/office/word/2012/wordml" xmlns:w16cex="http://schemas.microsoft.com/office/word/2018/wordml/cex" xmlns:w16cid="http://schemas.microsoft.com/office/word/2016/wordml/cid" xmlns:w16="http://schemas.microsoft.com/office/word/2018/wordml" xmlns:w16du="http://schemas.microsoft.com/office/word/2023/wordml/word16du" xmlns:w16sdtdh="http://schemas.microsoft.com/office/word/2020/wordml/sdtdatahash" xmlns:w16sdtfl="http://schemas.microsoft.com/office/word/2024/wordml/sdtformatlock" xmlns:w16se="http://schemas.microsoft.com/office/word/2015/wordml/symex" xmlns:wpg="http://schemas.microsoft.com/office/word/2010/wordprocessingGroup" xmlns:wpi="http://schemas.microsoft.com/office/word/2010/wordprocessingInk" xmlns:wne="http://schemas.microsoft.com/office/word/2006/wordml" xmlns:wps="http://schemas.microsoft.com/office/word/2010/wordprocessingShape" mc:Ignorable="w14 w15 w16se w16cid w16 w16cex w16sdtdh w16sdtfl w16du wp14">
   <w:body>
     <w:p>
       <w:pPr>
@@ -51,9 +51,8 @@
           <w:szCs w:val="32"/>
           <w:u w:val="single"/>
         </w:rPr>
-        <w:t xml:space="preserve">Observed </w:t>
+        <w:t xml:space="preserve">Observed till </w:t>
       </w:r>
-      <w:proofErr w:type="gramStart"/>
       <w:r>
         <w:rPr>
           <w:b/>
@@ -62,20 +61,8 @@
           <w:szCs w:val="32"/>
           <w:u w:val="single"/>
         </w:rPr>
-        <w:t xml:space="preserve">till </w:t>
+        <w:t>30th April 2026</w:t>
       </w:r>
-      <w:r>
-        <w:rPr>
-          <w:b/>
-          <w:bCs/>
-          <w:sz w:val="32"/>
-          <w:szCs w:val="32"/>
-          <w:highlight w:val="red"/>
-          <w:u w:val="single"/>
-        </w:rPr>
-        <w:t>?????</w:t>
-      </w:r>
-      <w:proofErr w:type="gramEnd"/>
     </w:p>
     <w:p>
       <w:pPr>
@@ -1179,7 +1166,23 @@
                 <w:b/>
                 <w:bCs/>
               </w:rPr>
-              <w:t>“sra”</w:t>
+              <w:t>“</w:t>
+            </w:r>
+            <w:proofErr w:type="spellStart"/>
+            <w:r>
+              <w:rPr>
+                <w:b/>
+                <w:bCs/>
+              </w:rPr>
+              <w:t>sra</w:t>
+            </w:r>
+            <w:proofErr w:type="spellEnd"/>
+            <w:r>
+              <w:rPr>
+                <w:b/>
+                <w:bCs/>
+              </w:rPr>
+              <w:t>”</w:t>
             </w:r>
             <w:r>
               <w:rPr>
@@ -1576,7 +1579,23 @@
                 <w:b/>
                 <w:bCs/>
               </w:rPr>
-              <w:t>“sra”</w:t>
+              <w:t>“</w:t>
+            </w:r>
+            <w:proofErr w:type="spellStart"/>
+            <w:r>
+              <w:rPr>
+                <w:b/>
+                <w:bCs/>
+              </w:rPr>
+              <w:t>sra</w:t>
+            </w:r>
+            <w:proofErr w:type="spellEnd"/>
+            <w:r>
+              <w:rPr>
+                <w:b/>
+                <w:bCs/>
+              </w:rPr>
+              <w:t>”</w:t>
             </w:r>
             <w:r>
               <w:rPr>
@@ -1589,6 +1608,18 @@
         </w:tc>
       </w:tr>
     </w:tbl>
+    <w:p>
+      <w:pPr>
+        <w:jc w:val="center"/>
+        <w:rPr>
+          <w:b/>
+          <w:bCs/>
+          <w:sz w:val="32"/>
+          <w:szCs w:val="32"/>
+          <w:u w:val="single"/>
+        </w:rPr>
+      </w:pPr>
+    </w:p>
     <w:p>
       <w:pPr>
         <w:jc w:val="center"/>
@@ -1668,6 +1699,7 @@
           <w:szCs w:val="32"/>
           <w:u w:val="single"/>
         </w:rPr>
+        <w:lastRenderedPageBreak/>
         <w:t>TS Pada Paatam – TS 6.2 Tamil co</w:t>
       </w:r>
       <w:r>
@@ -1724,7 +1756,6 @@
           <w:b/>
           <w:bCs/>
         </w:rPr>
-        <w:lastRenderedPageBreak/>
         <w:t>(ignore those which are already incorporated in your book’s version and date)</w:t>
       </w:r>
     </w:p>
@@ -3173,6 +3204,21 @@
               <w:t>25</w:t>
             </w:r>
           </w:p>
+          <w:p>
+            <w:pPr>
+              <w:widowControl w:val="0"/>
+              <w:autoSpaceDE w:val="0"/>
+              <w:autoSpaceDN w:val="0"/>
+              <w:adjustRightInd w:val="0"/>
+              <w:spacing w:before="0" w:line="240" w:lineRule="auto"/>
+              <w:rPr>
+                <w:rFonts w:cs="Arial"/>
+                <w:b/>
+                <w:sz w:val="28"/>
+                <w:szCs w:val="28"/>
+              </w:rPr>
+            </w:pPr>
+          </w:p>
         </w:tc>
         <w:tc>
           <w:tcPr>
@@ -3497,6 +3543,7 @@
                 <w:sz w:val="28"/>
                 <w:szCs w:val="28"/>
               </w:rPr>
+              <w:lastRenderedPageBreak/>
               <w:t>TS 6.2.6.2 - Vaakyam</w:t>
             </w:r>
           </w:p>
@@ -3784,7 +3831,6 @@
                 <w:sz w:val="28"/>
                 <w:szCs w:val="28"/>
               </w:rPr>
-              <w:lastRenderedPageBreak/>
               <w:t>TS 6.2.</w:t>
             </w:r>
             <w:r>
@@ -6554,7 +6600,29 @@
                 <w:sz w:val="28"/>
                 <w:szCs w:val="28"/>
               </w:rPr>
-              <w:t>(swaritam remo</w:t>
+              <w:t>(</w:t>
+            </w:r>
+            <w:proofErr w:type="spellStart"/>
+            <w:r>
+              <w:rPr>
+                <w:rFonts w:cs="Arial"/>
+                <w:b/>
+                <w:bCs/>
+                <w:sz w:val="28"/>
+                <w:szCs w:val="28"/>
+              </w:rPr>
+              <w:t>swaritam</w:t>
+            </w:r>
+            <w:proofErr w:type="spellEnd"/>
+            <w:r>
+              <w:rPr>
+                <w:rFonts w:cs="Arial"/>
+                <w:b/>
+                <w:bCs/>
+                <w:sz w:val="28"/>
+                <w:szCs w:val="28"/>
+              </w:rPr>
+              <w:t xml:space="preserve"> remo</w:t>
             </w:r>
             <w:r>
               <w:rPr>
@@ -6615,6 +6683,7 @@
                 <w:sz w:val="28"/>
                 <w:szCs w:val="28"/>
               </w:rPr>
+              <w:lastRenderedPageBreak/>
               <w:t>TS 6.2.10.5 - Padam</w:t>
             </w:r>
           </w:p>
@@ -7343,7 +7412,6 @@
                 <w:sz w:val="28"/>
                 <w:szCs w:val="28"/>
               </w:rPr>
-              <w:lastRenderedPageBreak/>
               <w:t>TS 6.2.10.5 - Padam</w:t>
             </w:r>
           </w:p>
@@ -11596,7 +11664,23 @@
                 <w:sz w:val="32"/>
                 <w:szCs w:val="32"/>
               </w:rPr>
-              <w:t>(it is hraswam)</w:t>
+              <w:t xml:space="preserve">(it is </w:t>
+            </w:r>
+            <w:proofErr w:type="spellStart"/>
+            <w:r>
+              <w:rPr>
+                <w:sz w:val="32"/>
+                <w:szCs w:val="32"/>
+              </w:rPr>
+              <w:t>hraswam</w:t>
+            </w:r>
+            <w:proofErr w:type="spellEnd"/>
+            <w:r>
+              <w:rPr>
+                <w:sz w:val="32"/>
+                <w:szCs w:val="32"/>
+              </w:rPr>
+              <w:t>)</w:t>
             </w:r>
           </w:p>
         </w:tc>
@@ -11636,6 +11720,7 @@
                 <w:sz w:val="28"/>
                 <w:szCs w:val="28"/>
               </w:rPr>
+              <w:lastRenderedPageBreak/>
               <w:t>TS 6.2.8.5 – Padam</w:t>
             </w:r>
           </w:p>
@@ -12119,7 +12204,6 @@
                 <w:sz w:val="28"/>
                 <w:szCs w:val="28"/>
               </w:rPr>
-              <w:lastRenderedPageBreak/>
               <w:t>TS 6.2.10.5 – Vaakyam</w:t>
             </w:r>
           </w:p>
@@ -14126,6 +14210,7 @@
                 <w:sz w:val="28"/>
                 <w:szCs w:val="28"/>
               </w:rPr>
+              <w:lastRenderedPageBreak/>
               <w:t>TS 6.2.10.7 – Padam</w:t>
             </w:r>
           </w:p>
@@ -15282,7 +15367,6 @@
                 <w:sz w:val="28"/>
                 <w:szCs w:val="28"/>
               </w:rPr>
-              <w:lastRenderedPageBreak/>
               <w:t>TS 6.2.11.1 – Padam</w:t>
             </w:r>
           </w:p>
@@ -16031,7 +16115,23 @@
                 <w:sz w:val="32"/>
                 <w:szCs w:val="32"/>
               </w:rPr>
-              <w:t>(it is hraswam)</w:t>
+              <w:t xml:space="preserve">(it is </w:t>
+            </w:r>
+            <w:proofErr w:type="spellStart"/>
+            <w:r>
+              <w:rPr>
+                <w:sz w:val="32"/>
+                <w:szCs w:val="32"/>
+              </w:rPr>
+              <w:t>hraswam</w:t>
+            </w:r>
+            <w:proofErr w:type="spellEnd"/>
+            <w:r>
+              <w:rPr>
+                <w:sz w:val="32"/>
+                <w:szCs w:val="32"/>
+              </w:rPr>
+              <w:t>)</w:t>
             </w:r>
           </w:p>
         </w:tc>
@@ -16714,7 +16814,7 @@
 </file>
 
 <file path=word/endnotes.xml><?xml version="1.0" encoding="utf-8"?>
-<w:endnotes xmlns:wpc="http://schemas.microsoft.com/office/word/2010/wordprocessingCanvas" xmlns:cx="http://schemas.microsoft.com/office/drawing/2014/chartex" xmlns:cx1="http://schemas.microsoft.com/office/drawing/2015/9/8/chartex" xmlns:cx2="http://schemas.microsoft.com/office/drawing/2015/10/21/chartex" xmlns:cx3="http://schemas.microsoft.com/office/drawing/2016/5/9/chartex" xmlns:cx4="http://schemas.microsoft.com/office/drawing/2016/5/10/chartex" xmlns:cx5="http://schemas.microsoft.com/office/drawing/2016/5/11/chartex" xmlns:cx6="http://schemas.microsoft.com/office/drawing/2016/5/12/chartex" xmlns:cx7="http://schemas.microsoft.com/office/drawing/2016/5/13/chartex" xmlns:cx8="http://schemas.microsoft.com/office/drawing/2016/5/14/chartex" xmlns:mc="http://schemas.openxmlformats.org/markup-compatibility/2006" xmlns:aink="http://schemas.microsoft.com/office/drawing/2016/ink" xmlns:am3d="http://schemas.microsoft.com/office/drawing/2017/model3d" xmlns:o="urn:schemas-microsoft-com:office:office" xmlns:oel="http://schemas.microsoft.com/office/2019/extlst" xmlns:r="http://schemas.openxmlformats.org/officeDocument/2006/relationships" xmlns:m="http://schemas.openxmlformats.org/officeDocument/2006/math" xmlns:v="urn:schemas-microsoft-com:vml" xmlns:wp14="http://schemas.microsoft.com/office/word/2010/wordprocessingDrawing" xmlns:wp="http://schemas.openxmlformats.org/drawingml/2006/wordprocessingDrawing" xmlns:w10="urn:schemas-microsoft-com:office:word" xmlns:w="http://schemas.openxmlformats.org/wordprocessingml/2006/main" xmlns:w14="http://schemas.microsoft.com/office/word/2010/wordml" xmlns:w15="http://schemas.microsoft.com/office/word/2012/wordml" xmlns:w16cex="http://schemas.microsoft.com/office/word/2018/wordml/cex" xmlns:w16cid="http://schemas.microsoft.com/office/word/2016/wordml/cid" xmlns:w16="http://schemas.microsoft.com/office/word/2018/wordml" xmlns:w16sdtdh="http://schemas.microsoft.com/office/word/2020/wordml/sdtdatahash" xmlns:w16se="http://schemas.microsoft.com/office/word/2015/wordml/symex" xmlns:wpg="http://schemas.microsoft.com/office/word/2010/wordprocessingGroup" xmlns:wpi="http://schemas.microsoft.com/office/word/2010/wordprocessingInk" xmlns:wne="http://schemas.microsoft.com/office/word/2006/wordml" xmlns:wps="http://schemas.microsoft.com/office/word/2010/wordprocessingShape" mc:Ignorable="w14 w15 w16se w16cid w16 w16cex w16sdtdh wp14">
+<w:endnotes xmlns:wpc="http://schemas.microsoft.com/office/word/2010/wordprocessingCanvas" xmlns:cx="http://schemas.microsoft.com/office/drawing/2014/chartex" xmlns:cx1="http://schemas.microsoft.com/office/drawing/2015/9/8/chartex" xmlns:cx2="http://schemas.microsoft.com/office/drawing/2015/10/21/chartex" xmlns:cx3="http://schemas.microsoft.com/office/drawing/2016/5/9/chartex" xmlns:cx4="http://schemas.microsoft.com/office/drawing/2016/5/10/chartex" xmlns:cx5="http://schemas.microsoft.com/office/drawing/2016/5/11/chartex" xmlns:cx6="http://schemas.microsoft.com/office/drawing/2016/5/12/chartex" xmlns:cx7="http://schemas.microsoft.com/office/drawing/2016/5/13/chartex" xmlns:cx8="http://schemas.microsoft.com/office/drawing/2016/5/14/chartex" xmlns:mc="http://schemas.openxmlformats.org/markup-compatibility/2006" xmlns:aink="http://schemas.microsoft.com/office/drawing/2016/ink" xmlns:am3d="http://schemas.microsoft.com/office/drawing/2017/model3d" xmlns:o="urn:schemas-microsoft-com:office:office" xmlns:oel="http://schemas.microsoft.com/office/2019/extlst" xmlns:r="http://schemas.openxmlformats.org/officeDocument/2006/relationships" xmlns:m="http://schemas.openxmlformats.org/officeDocument/2006/math" xmlns:v="urn:schemas-microsoft-com:vml" xmlns:wp14="http://schemas.microsoft.com/office/word/2010/wordprocessingDrawing" xmlns:wp="http://schemas.openxmlformats.org/drawingml/2006/wordprocessingDrawing" xmlns:w10="urn:schemas-microsoft-com:office:word" xmlns:w="http://schemas.openxmlformats.org/wordprocessingml/2006/main" xmlns:w14="http://schemas.microsoft.com/office/word/2010/wordml" xmlns:w15="http://schemas.microsoft.com/office/word/2012/wordml" xmlns:w16cex="http://schemas.microsoft.com/office/word/2018/wordml/cex" xmlns:w16cid="http://schemas.microsoft.com/office/word/2016/wordml/cid" xmlns:w16="http://schemas.microsoft.com/office/word/2018/wordml" xmlns:w16du="http://schemas.microsoft.com/office/word/2023/wordml/word16du" xmlns:w16sdtdh="http://schemas.microsoft.com/office/word/2020/wordml/sdtdatahash" xmlns:w16sdtfl="http://schemas.microsoft.com/office/word/2024/wordml/sdtformatlock" xmlns:w16se="http://schemas.microsoft.com/office/word/2015/wordml/symex" xmlns:wpg="http://schemas.microsoft.com/office/word/2010/wordprocessingGroup" xmlns:wpi="http://schemas.microsoft.com/office/word/2010/wordprocessingInk" xmlns:wne="http://schemas.microsoft.com/office/word/2006/wordml" xmlns:wps="http://schemas.microsoft.com/office/word/2010/wordprocessingShape" mc:Ignorable="w14 w15 w16se w16cid w16 w16cex w16sdtdh w16sdtfl w16du wp14">
   <w:endnote w:type="separator" w:id="-1">
     <w:p>
       <w:pPr>
@@ -16739,7 +16839,7 @@
 </file>
 
 <file path=word/footer1.xml><?xml version="1.0" encoding="utf-8"?>
-<w:ftr xmlns:wpc="http://schemas.microsoft.com/office/word/2010/wordprocessingCanvas" xmlns:cx="http://schemas.microsoft.com/office/drawing/2014/chartex" xmlns:cx1="http://schemas.microsoft.com/office/drawing/2015/9/8/chartex" xmlns:cx2="http://schemas.microsoft.com/office/drawing/2015/10/21/chartex" xmlns:cx3="http://schemas.microsoft.com/office/drawing/2016/5/9/chartex" xmlns:cx4="http://schemas.microsoft.com/office/drawing/2016/5/10/chartex" xmlns:cx5="http://schemas.microsoft.com/office/drawing/2016/5/11/chartex" xmlns:cx6="http://schemas.microsoft.com/office/drawing/2016/5/12/chartex" xmlns:cx7="http://schemas.microsoft.com/office/drawing/2016/5/13/chartex" xmlns:cx8="http://schemas.microsoft.com/office/drawing/2016/5/14/chartex" xmlns:mc="http://schemas.openxmlformats.org/markup-compatibility/2006" xmlns:aink="http://schemas.microsoft.com/office/drawing/2016/ink" xmlns:am3d="http://schemas.microsoft.com/office/drawing/2017/model3d" xmlns:o="urn:schemas-microsoft-com:office:office" xmlns:oel="http://schemas.microsoft.com/office/2019/extlst" xmlns:r="http://schemas.openxmlformats.org/officeDocument/2006/relationships" xmlns:m="http://schemas.openxmlformats.org/officeDocument/2006/math" xmlns:v="urn:schemas-microsoft-com:vml" xmlns:wp14="http://schemas.microsoft.com/office/word/2010/wordprocessingDrawing" xmlns:wp="http://schemas.openxmlformats.org/drawingml/2006/wordprocessingDrawing" xmlns:w10="urn:schemas-microsoft-com:office:word" xmlns:w="http://schemas.openxmlformats.org/wordprocessingml/2006/main" xmlns:w14="http://schemas.microsoft.com/office/word/2010/wordml" xmlns:w15="http://schemas.microsoft.com/office/word/2012/wordml" xmlns:w16cex="http://schemas.microsoft.com/office/word/2018/wordml/cex" xmlns:w16cid="http://schemas.microsoft.com/office/word/2016/wordml/cid" xmlns:w16="http://schemas.microsoft.com/office/word/2018/wordml" xmlns:w16sdtdh="http://schemas.microsoft.com/office/word/2020/wordml/sdtdatahash" xmlns:w16se="http://schemas.microsoft.com/office/word/2015/wordml/symex" xmlns:wpg="http://schemas.microsoft.com/office/word/2010/wordprocessingGroup" xmlns:wpi="http://schemas.microsoft.com/office/word/2010/wordprocessingInk" xmlns:wne="http://schemas.microsoft.com/office/word/2006/wordml" xmlns:wps="http://schemas.microsoft.com/office/word/2010/wordprocessingShape" mc:Ignorable="w14 w15 w16se w16cid w16 w16cex w16sdtdh wp14">
+<w:ftr xmlns:wpc="http://schemas.microsoft.com/office/word/2010/wordprocessingCanvas" xmlns:cx="http://schemas.microsoft.com/office/drawing/2014/chartex" xmlns:cx1="http://schemas.microsoft.com/office/drawing/2015/9/8/chartex" xmlns:cx2="http://schemas.microsoft.com/office/drawing/2015/10/21/chartex" xmlns:cx3="http://schemas.microsoft.com/office/drawing/2016/5/9/chartex" xmlns:cx4="http://schemas.microsoft.com/office/drawing/2016/5/10/chartex" xmlns:cx5="http://schemas.microsoft.com/office/drawing/2016/5/11/chartex" xmlns:cx6="http://schemas.microsoft.com/office/drawing/2016/5/12/chartex" xmlns:cx7="http://schemas.microsoft.com/office/drawing/2016/5/13/chartex" xmlns:cx8="http://schemas.microsoft.com/office/drawing/2016/5/14/chartex" xmlns:mc="http://schemas.openxmlformats.org/markup-compatibility/2006" xmlns:aink="http://schemas.microsoft.com/office/drawing/2016/ink" xmlns:am3d="http://schemas.microsoft.com/office/drawing/2017/model3d" xmlns:o="urn:schemas-microsoft-com:office:office" xmlns:oel="http://schemas.microsoft.com/office/2019/extlst" xmlns:r="http://schemas.openxmlformats.org/officeDocument/2006/relationships" xmlns:m="http://schemas.openxmlformats.org/officeDocument/2006/math" xmlns:v="urn:schemas-microsoft-com:vml" xmlns:wp14="http://schemas.microsoft.com/office/word/2010/wordprocessingDrawing" xmlns:wp="http://schemas.openxmlformats.org/drawingml/2006/wordprocessingDrawing" xmlns:w10="urn:schemas-microsoft-com:office:word" xmlns:w="http://schemas.openxmlformats.org/wordprocessingml/2006/main" xmlns:w14="http://schemas.microsoft.com/office/word/2010/wordml" xmlns:w15="http://schemas.microsoft.com/office/word/2012/wordml" xmlns:w16cex="http://schemas.microsoft.com/office/word/2018/wordml/cex" xmlns:w16cid="http://schemas.microsoft.com/office/word/2016/wordml/cid" xmlns:w16="http://schemas.microsoft.com/office/word/2018/wordml" xmlns:w16du="http://schemas.microsoft.com/office/word/2023/wordml/word16du" xmlns:w16sdtdh="http://schemas.microsoft.com/office/word/2020/wordml/sdtdatahash" xmlns:w16sdtfl="http://schemas.microsoft.com/office/word/2024/wordml/sdtformatlock" xmlns:w16se="http://schemas.microsoft.com/office/word/2015/wordml/symex" xmlns:wpg="http://schemas.microsoft.com/office/word/2010/wordprocessingGroup" xmlns:wpi="http://schemas.microsoft.com/office/word/2010/wordprocessingInk" xmlns:wne="http://schemas.microsoft.com/office/word/2006/wordml" xmlns:wps="http://schemas.microsoft.com/office/word/2010/wordprocessingShape" mc:Ignorable="w14 w15 w16se w16cid w16 w16cex w16sdtdh w16sdtfl w16du wp14">
   <w:p>
     <w:pPr>
       <w:pStyle w:val="Footer"/>
@@ -16767,7 +16867,15 @@
         <w:b/>
         <w:bCs/>
       </w:rPr>
-      <w:t xml:space="preserve">    www.v</w:t>
+      <w:t xml:space="preserve">    </w:t>
+    </w:r>
+    <w:proofErr w:type="gramStart"/>
+    <w:r>
+      <w:rPr>
+        <w:b/>
+        <w:bCs/>
+      </w:rPr>
+      <w:t>www.v</w:t>
     </w:r>
     <w:r>
       <w:rPr>
@@ -16789,6 +16897,13 @@
         <w:bCs/>
       </w:rPr>
       <w:tab/>
+    </w:r>
+    <w:proofErr w:type="gramEnd"/>
+    <w:r>
+      <w:rPr>
+        <w:b/>
+        <w:bCs/>
+      </w:rPr>
       <w:t xml:space="preserve">                                </w:t>
     </w:r>
     <w:r>
@@ -16896,7 +17011,7 @@
 </file>
 
 <file path=word/footer2.xml><?xml version="1.0" encoding="utf-8"?>
-<w:ftr xmlns:wpc="http://schemas.microsoft.com/office/word/2010/wordprocessingCanvas" xmlns:cx="http://schemas.microsoft.com/office/drawing/2014/chartex" xmlns:cx1="http://schemas.microsoft.com/office/drawing/2015/9/8/chartex" xmlns:cx2="http://schemas.microsoft.com/office/drawing/2015/10/21/chartex" xmlns:cx3="http://schemas.microsoft.com/office/drawing/2016/5/9/chartex" xmlns:cx4="http://schemas.microsoft.com/office/drawing/2016/5/10/chartex" xmlns:cx5="http://schemas.microsoft.com/office/drawing/2016/5/11/chartex" xmlns:cx6="http://schemas.microsoft.com/office/drawing/2016/5/12/chartex" xmlns:cx7="http://schemas.microsoft.com/office/drawing/2016/5/13/chartex" xmlns:cx8="http://schemas.microsoft.com/office/drawing/2016/5/14/chartex" xmlns:mc="http://schemas.openxmlformats.org/markup-compatibility/2006" xmlns:aink="http://schemas.microsoft.com/office/drawing/2016/ink" xmlns:am3d="http://schemas.microsoft.com/office/drawing/2017/model3d" xmlns:o="urn:schemas-microsoft-com:office:office" xmlns:oel="http://schemas.microsoft.com/office/2019/extlst" xmlns:r="http://schemas.openxmlformats.org/officeDocument/2006/relationships" xmlns:m="http://schemas.openxmlformats.org/officeDocument/2006/math" xmlns:v="urn:schemas-microsoft-com:vml" xmlns:wp14="http://schemas.microsoft.com/office/word/2010/wordprocessingDrawing" xmlns:wp="http://schemas.openxmlformats.org/drawingml/2006/wordprocessingDrawing" xmlns:w10="urn:schemas-microsoft-com:office:word" xmlns:w="http://schemas.openxmlformats.org/wordprocessingml/2006/main" xmlns:w14="http://schemas.microsoft.com/office/word/2010/wordml" xmlns:w15="http://schemas.microsoft.com/office/word/2012/wordml" xmlns:w16cex="http://schemas.microsoft.com/office/word/2018/wordml/cex" xmlns:w16cid="http://schemas.microsoft.com/office/word/2016/wordml/cid" xmlns:w16="http://schemas.microsoft.com/office/word/2018/wordml" xmlns:w16sdtdh="http://schemas.microsoft.com/office/word/2020/wordml/sdtdatahash" xmlns:w16se="http://schemas.microsoft.com/office/word/2015/wordml/symex" xmlns:wpg="http://schemas.microsoft.com/office/word/2010/wordprocessingGroup" xmlns:wpi="http://schemas.microsoft.com/office/word/2010/wordprocessingInk" xmlns:wne="http://schemas.microsoft.com/office/word/2006/wordml" xmlns:wps="http://schemas.microsoft.com/office/word/2010/wordprocessingShape" mc:Ignorable="w14 w15 w16se w16cid w16 w16cex w16sdtdh wp14">
+<w:ftr xmlns:wpc="http://schemas.microsoft.com/office/word/2010/wordprocessingCanvas" xmlns:cx="http://schemas.microsoft.com/office/drawing/2014/chartex" xmlns:cx1="http://schemas.microsoft.com/office/drawing/2015/9/8/chartex" xmlns:cx2="http://schemas.microsoft.com/office/drawing/2015/10/21/chartex" xmlns:cx3="http://schemas.microsoft.com/office/drawing/2016/5/9/chartex" xmlns:cx4="http://schemas.microsoft.com/office/drawing/2016/5/10/chartex" xmlns:cx5="http://schemas.microsoft.com/office/drawing/2016/5/11/chartex" xmlns:cx6="http://schemas.microsoft.com/office/drawing/2016/5/12/chartex" xmlns:cx7="http://schemas.microsoft.com/office/drawing/2016/5/13/chartex" xmlns:cx8="http://schemas.microsoft.com/office/drawing/2016/5/14/chartex" xmlns:mc="http://schemas.openxmlformats.org/markup-compatibility/2006" xmlns:aink="http://schemas.microsoft.com/office/drawing/2016/ink" xmlns:am3d="http://schemas.microsoft.com/office/drawing/2017/model3d" xmlns:o="urn:schemas-microsoft-com:office:office" xmlns:oel="http://schemas.microsoft.com/office/2019/extlst" xmlns:r="http://schemas.openxmlformats.org/officeDocument/2006/relationships" xmlns:m="http://schemas.openxmlformats.org/officeDocument/2006/math" xmlns:v="urn:schemas-microsoft-com:vml" xmlns:wp14="http://schemas.microsoft.com/office/word/2010/wordprocessingDrawing" xmlns:wp="http://schemas.openxmlformats.org/drawingml/2006/wordprocessingDrawing" xmlns:w10="urn:schemas-microsoft-com:office:word" xmlns:w="http://schemas.openxmlformats.org/wordprocessingml/2006/main" xmlns:w14="http://schemas.microsoft.com/office/word/2010/wordml" xmlns:w15="http://schemas.microsoft.com/office/word/2012/wordml" xmlns:w16cex="http://schemas.microsoft.com/office/word/2018/wordml/cex" xmlns:w16cid="http://schemas.microsoft.com/office/word/2016/wordml/cid" xmlns:w16="http://schemas.microsoft.com/office/word/2018/wordml" xmlns:w16du="http://schemas.microsoft.com/office/word/2023/wordml/word16du" xmlns:w16sdtdh="http://schemas.microsoft.com/office/word/2020/wordml/sdtdatahash" xmlns:w16sdtfl="http://schemas.microsoft.com/office/word/2024/wordml/sdtformatlock" xmlns:w16se="http://schemas.microsoft.com/office/word/2015/wordml/symex" xmlns:wpg="http://schemas.microsoft.com/office/word/2010/wordprocessingGroup" xmlns:wpi="http://schemas.microsoft.com/office/word/2010/wordprocessingInk" xmlns:wne="http://schemas.microsoft.com/office/word/2006/wordml" xmlns:wps="http://schemas.microsoft.com/office/word/2010/wordprocessingShape" mc:Ignorable="w14 w15 w16se w16cid w16 w16cex w16sdtdh w16sdtfl w16du wp14">
   <w:p>
     <w:pPr>
       <w:pBdr>
@@ -17102,7 +17217,7 @@
 </file>
 
 <file path=word/footnotes.xml><?xml version="1.0" encoding="utf-8"?>
-<w:footnotes xmlns:wpc="http://schemas.microsoft.com/office/word/2010/wordprocessingCanvas" xmlns:cx="http://schemas.microsoft.com/office/drawing/2014/chartex" xmlns:cx1="http://schemas.microsoft.com/office/drawing/2015/9/8/chartex" xmlns:cx2="http://schemas.microsoft.com/office/drawing/2015/10/21/chartex" xmlns:cx3="http://schemas.microsoft.com/office/drawing/2016/5/9/chartex" xmlns:cx4="http://schemas.microsoft.com/office/drawing/2016/5/10/chartex" xmlns:cx5="http://schemas.microsoft.com/office/drawing/2016/5/11/chartex" xmlns:cx6="http://schemas.microsoft.com/office/drawing/2016/5/12/chartex" xmlns:cx7="http://schemas.microsoft.com/office/drawing/2016/5/13/chartex" xmlns:cx8="http://schemas.microsoft.com/office/drawing/2016/5/14/chartex" xmlns:mc="http://schemas.openxmlformats.org/markup-compatibility/2006" xmlns:aink="http://schemas.microsoft.com/office/drawing/2016/ink" xmlns:am3d="http://schemas.microsoft.com/office/drawing/2017/model3d" xmlns:o="urn:schemas-microsoft-com:office:office" xmlns:oel="http://schemas.microsoft.com/office/2019/extlst" xmlns:r="http://schemas.openxmlformats.org/officeDocument/2006/relationships" xmlns:m="http://schemas.openxmlformats.org/officeDocument/2006/math" xmlns:v="urn:schemas-microsoft-com:vml" xmlns:wp14="http://schemas.microsoft.com/office/word/2010/wordprocessingDrawing" xmlns:wp="http://schemas.openxmlformats.org/drawingml/2006/wordprocessingDrawing" xmlns:w10="urn:schemas-microsoft-com:office:word" xmlns:w="http://schemas.openxmlformats.org/wordprocessingml/2006/main" xmlns:w14="http://schemas.microsoft.com/office/word/2010/wordml" xmlns:w15="http://schemas.microsoft.com/office/word/2012/wordml" xmlns:w16cex="http://schemas.microsoft.com/office/word/2018/wordml/cex" xmlns:w16cid="http://schemas.microsoft.com/office/word/2016/wordml/cid" xmlns:w16="http://schemas.microsoft.com/office/word/2018/wordml" xmlns:w16sdtdh="http://schemas.microsoft.com/office/word/2020/wordml/sdtdatahash" xmlns:w16se="http://schemas.microsoft.com/office/word/2015/wordml/symex" xmlns:wpg="http://schemas.microsoft.com/office/word/2010/wordprocessingGroup" xmlns:wpi="http://schemas.microsoft.com/office/word/2010/wordprocessingInk" xmlns:wne="http://schemas.microsoft.com/office/word/2006/wordml" xmlns:wps="http://schemas.microsoft.com/office/word/2010/wordprocessingShape" mc:Ignorable="w14 w15 w16se w16cid w16 w16cex w16sdtdh wp14">
+<w:footnotes xmlns:wpc="http://schemas.microsoft.com/office/word/2010/wordprocessingCanvas" xmlns:cx="http://schemas.microsoft.com/office/drawing/2014/chartex" xmlns:cx1="http://schemas.microsoft.com/office/drawing/2015/9/8/chartex" xmlns:cx2="http://schemas.microsoft.com/office/drawing/2015/10/21/chartex" xmlns:cx3="http://schemas.microsoft.com/office/drawing/2016/5/9/chartex" xmlns:cx4="http://schemas.microsoft.com/office/drawing/2016/5/10/chartex" xmlns:cx5="http://schemas.microsoft.com/office/drawing/2016/5/11/chartex" xmlns:cx6="http://schemas.microsoft.com/office/drawing/2016/5/12/chartex" xmlns:cx7="http://schemas.microsoft.com/office/drawing/2016/5/13/chartex" xmlns:cx8="http://schemas.microsoft.com/office/drawing/2016/5/14/chartex" xmlns:mc="http://schemas.openxmlformats.org/markup-compatibility/2006" xmlns:aink="http://schemas.microsoft.com/office/drawing/2016/ink" xmlns:am3d="http://schemas.microsoft.com/office/drawing/2017/model3d" xmlns:o="urn:schemas-microsoft-com:office:office" xmlns:oel="http://schemas.microsoft.com/office/2019/extlst" xmlns:r="http://schemas.openxmlformats.org/officeDocument/2006/relationships" xmlns:m="http://schemas.openxmlformats.org/officeDocument/2006/math" xmlns:v="urn:schemas-microsoft-com:vml" xmlns:wp14="http://schemas.microsoft.com/office/word/2010/wordprocessingDrawing" xmlns:wp="http://schemas.openxmlformats.org/drawingml/2006/wordprocessingDrawing" xmlns:w10="urn:schemas-microsoft-com:office:word" xmlns:w="http://schemas.openxmlformats.org/wordprocessingml/2006/main" xmlns:w14="http://schemas.microsoft.com/office/word/2010/wordml" xmlns:w15="http://schemas.microsoft.com/office/word/2012/wordml" xmlns:w16cex="http://schemas.microsoft.com/office/word/2018/wordml/cex" xmlns:w16cid="http://schemas.microsoft.com/office/word/2016/wordml/cid" xmlns:w16="http://schemas.microsoft.com/office/word/2018/wordml" xmlns:w16du="http://schemas.microsoft.com/office/word/2023/wordml/word16du" xmlns:w16sdtdh="http://schemas.microsoft.com/office/word/2020/wordml/sdtdatahash" xmlns:w16sdtfl="http://schemas.microsoft.com/office/word/2024/wordml/sdtformatlock" xmlns:w16se="http://schemas.microsoft.com/office/word/2015/wordml/symex" xmlns:wpg="http://schemas.microsoft.com/office/word/2010/wordprocessingGroup" xmlns:wpi="http://schemas.microsoft.com/office/word/2010/wordprocessingInk" xmlns:wne="http://schemas.microsoft.com/office/word/2006/wordml" xmlns:wps="http://schemas.microsoft.com/office/word/2010/wordprocessingShape" mc:Ignorable="w14 w15 w16se w16cid w16 w16cex w16sdtdh w16sdtfl w16du wp14">
   <w:footnote w:type="separator" w:id="-1">
     <w:p>
       <w:pPr>
@@ -17127,7 +17242,7 @@
 </file>
 
 <file path=word/header1.xml><?xml version="1.0" encoding="utf-8"?>
-<w:hdr xmlns:wpc="http://schemas.microsoft.com/office/word/2010/wordprocessingCanvas" xmlns:cx="http://schemas.microsoft.com/office/drawing/2014/chartex" xmlns:cx1="http://schemas.microsoft.com/office/drawing/2015/9/8/chartex" xmlns:cx2="http://schemas.microsoft.com/office/drawing/2015/10/21/chartex" xmlns:cx3="http://schemas.microsoft.com/office/drawing/2016/5/9/chartex" xmlns:cx4="http://schemas.microsoft.com/office/drawing/2016/5/10/chartex" xmlns:cx5="http://schemas.microsoft.com/office/drawing/2016/5/11/chartex" xmlns:cx6="http://schemas.microsoft.com/office/drawing/2016/5/12/chartex" xmlns:cx7="http://schemas.microsoft.com/office/drawing/2016/5/13/chartex" xmlns:cx8="http://schemas.microsoft.com/office/drawing/2016/5/14/chartex" xmlns:mc="http://schemas.openxmlformats.org/markup-compatibility/2006" xmlns:aink="http://schemas.microsoft.com/office/drawing/2016/ink" xmlns:am3d="http://schemas.microsoft.com/office/drawing/2017/model3d" xmlns:o="urn:schemas-microsoft-com:office:office" xmlns:oel="http://schemas.microsoft.com/office/2019/extlst" xmlns:r="http://schemas.openxmlformats.org/officeDocument/2006/relationships" xmlns:m="http://schemas.openxmlformats.org/officeDocument/2006/math" xmlns:v="urn:schemas-microsoft-com:vml" xmlns:wp14="http://schemas.microsoft.com/office/word/2010/wordprocessingDrawing" xmlns:wp="http://schemas.openxmlformats.org/drawingml/2006/wordprocessingDrawing" xmlns:w10="urn:schemas-microsoft-com:office:word" xmlns:w="http://schemas.openxmlformats.org/wordprocessingml/2006/main" xmlns:w14="http://schemas.microsoft.com/office/word/2010/wordml" xmlns:w15="http://schemas.microsoft.com/office/word/2012/wordml" xmlns:w16cex="http://schemas.microsoft.com/office/word/2018/wordml/cex" xmlns:w16cid="http://schemas.microsoft.com/office/word/2016/wordml/cid" xmlns:w16="http://schemas.microsoft.com/office/word/2018/wordml" xmlns:w16sdtdh="http://schemas.microsoft.com/office/word/2020/wordml/sdtdatahash" xmlns:w16se="http://schemas.microsoft.com/office/word/2015/wordml/symex" xmlns:wpg="http://schemas.microsoft.com/office/word/2010/wordprocessingGroup" xmlns:wpi="http://schemas.microsoft.com/office/word/2010/wordprocessingInk" xmlns:wne="http://schemas.microsoft.com/office/word/2006/wordml" xmlns:wps="http://schemas.microsoft.com/office/word/2010/wordprocessingShape" mc:Ignorable="w14 w15 w16se w16cid w16 w16cex w16sdtdh wp14">
+<w:hdr xmlns:wpc="http://schemas.microsoft.com/office/word/2010/wordprocessingCanvas" xmlns:cx="http://schemas.microsoft.com/office/drawing/2014/chartex" xmlns:cx1="http://schemas.microsoft.com/office/drawing/2015/9/8/chartex" xmlns:cx2="http://schemas.microsoft.com/office/drawing/2015/10/21/chartex" xmlns:cx3="http://schemas.microsoft.com/office/drawing/2016/5/9/chartex" xmlns:cx4="http://schemas.microsoft.com/office/drawing/2016/5/10/chartex" xmlns:cx5="http://schemas.microsoft.com/office/drawing/2016/5/11/chartex" xmlns:cx6="http://schemas.microsoft.com/office/drawing/2016/5/12/chartex" xmlns:cx7="http://schemas.microsoft.com/office/drawing/2016/5/13/chartex" xmlns:cx8="http://schemas.microsoft.com/office/drawing/2016/5/14/chartex" xmlns:mc="http://schemas.openxmlformats.org/markup-compatibility/2006" xmlns:aink="http://schemas.microsoft.com/office/drawing/2016/ink" xmlns:am3d="http://schemas.microsoft.com/office/drawing/2017/model3d" xmlns:o="urn:schemas-microsoft-com:office:office" xmlns:oel="http://schemas.microsoft.com/office/2019/extlst" xmlns:r="http://schemas.openxmlformats.org/officeDocument/2006/relationships" xmlns:m="http://schemas.openxmlformats.org/officeDocument/2006/math" xmlns:v="urn:schemas-microsoft-com:vml" xmlns:wp14="http://schemas.microsoft.com/office/word/2010/wordprocessingDrawing" xmlns:wp="http://schemas.openxmlformats.org/drawingml/2006/wordprocessingDrawing" xmlns:w10="urn:schemas-microsoft-com:office:word" xmlns:w="http://schemas.openxmlformats.org/wordprocessingml/2006/main" xmlns:w14="http://schemas.microsoft.com/office/word/2010/wordml" xmlns:w15="http://schemas.microsoft.com/office/word/2012/wordml" xmlns:w16cex="http://schemas.microsoft.com/office/word/2018/wordml/cex" xmlns:w16cid="http://schemas.microsoft.com/office/word/2016/wordml/cid" xmlns:w16="http://schemas.microsoft.com/office/word/2018/wordml" xmlns:w16du="http://schemas.microsoft.com/office/word/2023/wordml/word16du" xmlns:w16sdtdh="http://schemas.microsoft.com/office/word/2020/wordml/sdtdatahash" xmlns:w16sdtfl="http://schemas.microsoft.com/office/word/2024/wordml/sdtformatlock" xmlns:w16se="http://schemas.microsoft.com/office/word/2015/wordml/symex" xmlns:wpg="http://schemas.microsoft.com/office/word/2010/wordprocessingGroup" xmlns:wpi="http://schemas.microsoft.com/office/word/2010/wordprocessingInk" xmlns:wne="http://schemas.microsoft.com/office/word/2006/wordml" xmlns:wps="http://schemas.microsoft.com/office/word/2010/wordprocessingShape" mc:Ignorable="w14 w15 w16se w16cid w16 w16cex w16sdtdh w16sdtfl w16du wp14">
   <w:p>
     <w:pPr>
       <w:pStyle w:val="Header"/>
@@ -17140,7 +17255,7 @@
 </file>
 
 <file path=word/header2.xml><?xml version="1.0" encoding="utf-8"?>
-<w:hdr xmlns:wpc="http://schemas.microsoft.com/office/word/2010/wordprocessingCanvas" xmlns:cx="http://schemas.microsoft.com/office/drawing/2014/chartex" xmlns:cx1="http://schemas.microsoft.com/office/drawing/2015/9/8/chartex" xmlns:cx2="http://schemas.microsoft.com/office/drawing/2015/10/21/chartex" xmlns:cx3="http://schemas.microsoft.com/office/drawing/2016/5/9/chartex" xmlns:cx4="http://schemas.microsoft.com/office/drawing/2016/5/10/chartex" xmlns:cx5="http://schemas.microsoft.com/office/drawing/2016/5/11/chartex" xmlns:cx6="http://schemas.microsoft.com/office/drawing/2016/5/12/chartex" xmlns:cx7="http://schemas.microsoft.com/office/drawing/2016/5/13/chartex" xmlns:cx8="http://schemas.microsoft.com/office/drawing/2016/5/14/chartex" xmlns:mc="http://schemas.openxmlformats.org/markup-compatibility/2006" xmlns:aink="http://schemas.microsoft.com/office/drawing/2016/ink" xmlns:am3d="http://schemas.microsoft.com/office/drawing/2017/model3d" xmlns:o="urn:schemas-microsoft-com:office:office" xmlns:oel="http://schemas.microsoft.com/office/2019/extlst" xmlns:r="http://schemas.openxmlformats.org/officeDocument/2006/relationships" xmlns:m="http://schemas.openxmlformats.org/officeDocument/2006/math" xmlns:v="urn:schemas-microsoft-com:vml" xmlns:wp14="http://schemas.microsoft.com/office/word/2010/wordprocessingDrawing" xmlns:wp="http://schemas.openxmlformats.org/drawingml/2006/wordprocessingDrawing" xmlns:w10="urn:schemas-microsoft-com:office:word" xmlns:w="http://schemas.openxmlformats.org/wordprocessingml/2006/main" xmlns:w14="http://schemas.microsoft.com/office/word/2010/wordml" xmlns:w15="http://schemas.microsoft.com/office/word/2012/wordml" xmlns:w16cex="http://schemas.microsoft.com/office/word/2018/wordml/cex" xmlns:w16cid="http://schemas.microsoft.com/office/word/2016/wordml/cid" xmlns:w16="http://schemas.microsoft.com/office/word/2018/wordml" xmlns:w16sdtdh="http://schemas.microsoft.com/office/word/2020/wordml/sdtdatahash" xmlns:w16se="http://schemas.microsoft.com/office/word/2015/wordml/symex" xmlns:wpg="http://schemas.microsoft.com/office/word/2010/wordprocessingGroup" xmlns:wpi="http://schemas.microsoft.com/office/word/2010/wordprocessingInk" xmlns:wne="http://schemas.microsoft.com/office/word/2006/wordml" xmlns:wps="http://schemas.microsoft.com/office/word/2010/wordprocessingShape" mc:Ignorable="w14 w15 w16se w16cid w16 w16cex w16sdtdh wp14">
+<w:hdr xmlns:wpc="http://schemas.microsoft.com/office/word/2010/wordprocessingCanvas" xmlns:cx="http://schemas.microsoft.com/office/drawing/2014/chartex" xmlns:cx1="http://schemas.microsoft.com/office/drawing/2015/9/8/chartex" xmlns:cx2="http://schemas.microsoft.com/office/drawing/2015/10/21/chartex" xmlns:cx3="http://schemas.microsoft.com/office/drawing/2016/5/9/chartex" xmlns:cx4="http://schemas.microsoft.com/office/drawing/2016/5/10/chartex" xmlns:cx5="http://schemas.microsoft.com/office/drawing/2016/5/11/chartex" xmlns:cx6="http://schemas.microsoft.com/office/drawing/2016/5/12/chartex" xmlns:cx7="http://schemas.microsoft.com/office/drawing/2016/5/13/chartex" xmlns:cx8="http://schemas.microsoft.com/office/drawing/2016/5/14/chartex" xmlns:mc="http://schemas.openxmlformats.org/markup-compatibility/2006" xmlns:aink="http://schemas.microsoft.com/office/drawing/2016/ink" xmlns:am3d="http://schemas.microsoft.com/office/drawing/2017/model3d" xmlns:o="urn:schemas-microsoft-com:office:office" xmlns:oel="http://schemas.microsoft.com/office/2019/extlst" xmlns:r="http://schemas.openxmlformats.org/officeDocument/2006/relationships" xmlns:m="http://schemas.openxmlformats.org/officeDocument/2006/math" xmlns:v="urn:schemas-microsoft-com:vml" xmlns:wp14="http://schemas.microsoft.com/office/word/2010/wordprocessingDrawing" xmlns:wp="http://schemas.openxmlformats.org/drawingml/2006/wordprocessingDrawing" xmlns:w10="urn:schemas-microsoft-com:office:word" xmlns:w="http://schemas.openxmlformats.org/wordprocessingml/2006/main" xmlns:w14="http://schemas.microsoft.com/office/word/2010/wordml" xmlns:w15="http://schemas.microsoft.com/office/word/2012/wordml" xmlns:w16cex="http://schemas.microsoft.com/office/word/2018/wordml/cex" xmlns:w16cid="http://schemas.microsoft.com/office/word/2016/wordml/cid" xmlns:w16="http://schemas.microsoft.com/office/word/2018/wordml" xmlns:w16du="http://schemas.microsoft.com/office/word/2023/wordml/word16du" xmlns:w16sdtdh="http://schemas.microsoft.com/office/word/2020/wordml/sdtdatahash" xmlns:w16sdtfl="http://schemas.microsoft.com/office/word/2024/wordml/sdtformatlock" xmlns:w16se="http://schemas.microsoft.com/office/word/2015/wordml/symex" xmlns:wpg="http://schemas.microsoft.com/office/word/2010/wordprocessingGroup" xmlns:wpi="http://schemas.microsoft.com/office/word/2010/wordprocessingInk" xmlns:wne="http://schemas.microsoft.com/office/word/2006/wordml" xmlns:wps="http://schemas.microsoft.com/office/word/2010/wordprocessingShape" mc:Ignorable="w14 w15 w16se w16cid w16 w16cex w16sdtdh w16sdtfl w16du wp14">
   <w:p>
     <w:pPr>
       <w:pStyle w:val="Header"/>
@@ -17153,7 +17268,7 @@
 </file>
 
 <file path=word/styles.xml><?xml version="1.0" encoding="utf-8"?>
-<w:styles xmlns:mc="http://schemas.openxmlformats.org/markup-compatibility/2006" xmlns:r="http://schemas.openxmlformats.org/officeDocument/2006/relationships" xmlns:w="http://schemas.openxmlformats.org/wordprocessingml/2006/main" xmlns:w14="http://schemas.microsoft.com/office/word/2010/wordml" xmlns:w15="http://schemas.microsoft.com/office/word/2012/wordml" xmlns:w16cex="http://schemas.microsoft.com/office/word/2018/wordml/cex" xmlns:w16cid="http://schemas.microsoft.com/office/word/2016/wordml/cid" xmlns:w16="http://schemas.microsoft.com/office/word/2018/wordml" xmlns:w16sdtdh="http://schemas.microsoft.com/office/word/2020/wordml/sdtdatahash" xmlns:w16se="http://schemas.microsoft.com/office/word/2015/wordml/symex" mc:Ignorable="w14 w15 w16se w16cid w16 w16cex w16sdtdh">
+<w:styles xmlns:mc="http://schemas.openxmlformats.org/markup-compatibility/2006" xmlns:r="http://schemas.openxmlformats.org/officeDocument/2006/relationships" xmlns:w="http://schemas.openxmlformats.org/wordprocessingml/2006/main" xmlns:w14="http://schemas.microsoft.com/office/word/2010/wordml" xmlns:w15="http://schemas.microsoft.com/office/word/2012/wordml" xmlns:w16cex="http://schemas.microsoft.com/office/word/2018/wordml/cex" xmlns:w16cid="http://schemas.microsoft.com/office/word/2016/wordml/cid" xmlns:w16="http://schemas.microsoft.com/office/word/2018/wordml" xmlns:w16du="http://schemas.microsoft.com/office/word/2023/wordml/word16du" xmlns:w16sdtdh="http://schemas.microsoft.com/office/word/2020/wordml/sdtdatahash" xmlns:w16sdtfl="http://schemas.microsoft.com/office/word/2024/wordml/sdtformatlock" xmlns:w16se="http://schemas.microsoft.com/office/word/2015/wordml/symex" mc:Ignorable="w14 w15 w16se w16cid w16 w16cex w16sdtdh w16sdtfl w16du">
   <w:docDefaults>
     <w:rPrDefault>
       <w:rPr>
